--- a/public/uploads/contracts/draft-13.docx
+++ b/public/uploads/contracts/draft-13.docx
@@ -51,24 +51,24 @@
           <w:szCs w:val="28"/>
           <w:lang w:val="uz-Cyrl-UZ"/>
         </w:rPr>
-        <w:t xml:space="preserve">2026 йил 30-июн          А-26-ZIYWM-сон                                        Тошкент шаҳри ш.</w:t>
-      </w:r>
-    </w:p>
-    <w:p/>
-    <w:p>
-      <w:pPr>
-        <w:spacing w:after="0" w:line="240" w:lineRule="auto"/>
-        <w:ind w:firstLine="851"/>
-        <w:jc w:val="both"/>
-      </w:pPr>
-      <w:r>
-        <w:rPr>
-          <w:rFonts w:ascii="Times New Roman" w:hAnsi="Times New Roman" w:cs="Times New Roman"/>
-          <w:sz w:val="28"/>
-          <w:szCs w:val="28"/>
-          <w:lang w:val="uz-Cyrl-UZ"/>
-        </w:rPr>
-        <w:t xml:space="preserve">Кейинги ўринларда “Ижарага берувчи” деб номланадиган Тошкент шаҳар ҳокимияти томонидан ва кейинги ўринларда “Ижарага олувчи” деб номланадиган Саидова Гулнора («EXPRESS LOGISTIC» МЧЖ) томонидан мазкур шартномани Ўзбекистон Республикаси Ягона интерактив давлат хизматлари портали орқали 2026 йил 30-июн да келиб тушган А-26-ZIYWM-сон аризага биноан тузди.</w:t>
+        <w:t xml:space="preserve">2026 йил 30-июн          А-26-WO4WY-сон                                        Тошкент шаҳри ш.</w:t>
+      </w:r>
+    </w:p>
+    <w:p/>
+    <w:p>
+      <w:pPr>
+        <w:spacing w:after="0" w:line="240" w:lineRule="auto"/>
+        <w:ind w:firstLine="851"/>
+        <w:jc w:val="both"/>
+      </w:pPr>
+      <w:r>
+        <w:rPr>
+          <w:rFonts w:ascii="Times New Roman" w:hAnsi="Times New Roman" w:cs="Times New Roman"/>
+          <w:sz w:val="28"/>
+          <w:szCs w:val="28"/>
+          <w:lang w:val="uz-Cyrl-UZ"/>
+        </w:rPr>
+        <w:t xml:space="preserve">Кейинги ўринларда “Ижарага берувчи” деб номланадиган Тошкент шаҳар ҳокимияти томонидан ва кейинги ўринларда “Ижарага олувчи” деб номланадиган Саидова Гулнора («EXPRESS LOGISTIC» МЧЖ) томонидан мазкур шартномани Ўзбекистон Республикаси Ягона интерактив давлат хизматлари портали орқали 2026 йил 30-июн да келиб тушган А-26-WO4WY-сон аризага биноан тузди.</w:t>
       </w:r>
     </w:p>
     <w:p/>
@@ -120,7 +120,7 @@
           <w:szCs w:val="28"/>
           <w:lang w:val="uz-Cyrl-UZ"/>
         </w:rPr>
-        <w:t xml:space="preserve">1.2. Ижарага берувчи ер участкасини 2026 йил 30-июн дан 1 (бир) йил муддатга ижарага беради, Ижарага олувчи эса ўзига тегишли бўлган Тошкент шаҳрининг Мирзо-Улуғбек туманидаги Мирзо-Улуғбек тумани, Кичик ҳалқа йўли кўчаси, №24 манзилда жойлашган «EXPRESS LOGISTIC» МЧЖ объекти (ер участкаси)га туташ ҳудуддаги кейинчалик “Ер участкаси” деб номланувчи 55 кв.м ер майдонни Логистика фаолиятини ташкил этиш учун ижарага олади.</w:t>
+        <w:t xml:space="preserve">1.2. Ижарага берувчи ер участкасини 2026 йил 30-июн дан 1 (бир) йил муддатга ижарага беради, Ижарага олувчи эса ўзига тегишли бўлган Тошкент шаҳрининг Мирзо-Улуғбек туманидаги Мирзо-Улуғбек тумани, Темирйўлчилар кўчаси, №94 манзилда жойлашган «EXPRESS LOGISTIC» МЧЖ объекти (ер участкаси)га туташ ҳудуддаги кейинчалик “Ер участкаси” деб номланувчи 48 кв.м ер майдонни Логистика фаолиятини ташкил этиш учун ижарага олади.</w:t>
       </w:r>
     </w:p>
     <w:p/>
@@ -274,7 +274,7 @@
           <w:szCs w:val="28"/>
           <w:lang w:val="uz-Cyrl-UZ"/>
         </w:rPr>
-        <w:t xml:space="preserve">2.6. Объект жойлашган кўча тури: Оддий кўча. Кадастр рақами: 10:11:07:09:04:0112.</w:t>
+        <w:t xml:space="preserve">2.6. Объект жойлашган кўча тури: Оддий кўча. Кадастр рақами: 10:11:02:07:06:0112.</w:t>
       </w:r>
     </w:p>
     <w:p/>
@@ -343,7 +343,7 @@
           <w:szCs w:val="28"/>
           <w:lang w:val="uz-Cyrl-UZ"/>
         </w:rPr>
-        <w:t xml:space="preserve">3.3. Ер участкаси учун йиллик ижара тўлови 29 700 000 сўмни ташкил этади ва йиллик ижара тўлов суммасининг тенг миқдорга бўлган ҳолда ҳар ойда (ойлик 2 475 000 сўм) амалга оширилади.</w:t>
+        <w:t xml:space="preserve">3.3. Ер участкаси учун йиллик ижара тўлови 25 920 000 сўмни ташкил этади ва йиллик ижара тўлов суммасининг тенг миқдорга бўлган ҳолда ҳар ойда (ойлик 2 160 000 сўм) амалга оширилади.</w:t>
       </w:r>
     </w:p>
     <w:p/>
@@ -1233,7 +1233,7 @@
                 <w:szCs w:val="28"/>
                 <w:lang w:val="uz-Cyrl-UZ"/>
               </w:rPr>
-              <w:t xml:space="preserve">Манзил: Мирзо-Улуғбек тумани, Кичик ҳалқа йўли кўчаси, №24</w:t>
+              <w:t xml:space="preserve">Манзил: Мирзо-Улуғбек тумани, Темирйўлчилар кўчаси, №94</w:t>
             </w:r>
           </w:p>
           <w:p>

--- a/public/uploads/contracts/draft-13.docx
+++ b/public/uploads/contracts/draft-13.docx
@@ -51,24 +51,24 @@
           <w:szCs w:val="28"/>
           <w:lang w:val="uz-Cyrl-UZ"/>
         </w:rPr>
-        <w:t xml:space="preserve">2026 йил 30-июн          А-26-WO4WY-сон                                        Тошкент шаҳри ш.</w:t>
-      </w:r>
-    </w:p>
-    <w:p/>
-    <w:p>
-      <w:pPr>
-        <w:spacing w:after="0" w:line="240" w:lineRule="auto"/>
-        <w:ind w:firstLine="851"/>
-        <w:jc w:val="both"/>
-      </w:pPr>
-      <w:r>
-        <w:rPr>
-          <w:rFonts w:ascii="Times New Roman" w:hAnsi="Times New Roman" w:cs="Times New Roman"/>
-          <w:sz w:val="28"/>
-          <w:szCs w:val="28"/>
-          <w:lang w:val="uz-Cyrl-UZ"/>
-        </w:rPr>
-        <w:t xml:space="preserve">Кейинги ўринларда “Ижарага берувчи” деб номланадиган Тошкент шаҳар ҳокимияти томонидан ва кейинги ўринларда “Ижарага олувчи” деб номланадиган Саидова Гулнора («EXPRESS LOGISTIC» МЧЖ) томонидан мазкур шартномани Ўзбекистон Республикаси Ягона интерактив давлат хизматлари портали орқали 2026 йил 30-июн да келиб тушган А-26-WO4WY-сон аризага биноан тузди.</w:t>
+        <w:t xml:space="preserve">2026 йил 1-июл          А-26-5S1JT-сон                                        Тошкент шаҳри ш.</w:t>
+      </w:r>
+    </w:p>
+    <w:p/>
+    <w:p>
+      <w:pPr>
+        <w:spacing w:after="0" w:line="240" w:lineRule="auto"/>
+        <w:ind w:firstLine="851"/>
+        <w:jc w:val="both"/>
+      </w:pPr>
+      <w:r>
+        <w:rPr>
+          <w:rFonts w:ascii="Times New Roman" w:hAnsi="Times New Roman" w:cs="Times New Roman"/>
+          <w:sz w:val="28"/>
+          <w:szCs w:val="28"/>
+          <w:lang w:val="uz-Cyrl-UZ"/>
+        </w:rPr>
+        <w:t xml:space="preserve">Кейинги ўринларда “Ижарага берувчи” деб номланадиган Тошкент шаҳар ҳокимияти томонидан ва кейинги ўринларда “Ижарага олувчи” деб номланадиган Саидова Гулнора («EXPRESS LOGISTIC» МЧЖ) томонидан мазкур шартномани Ўзбекистон Республикаси Ягона интерактив давлат хизматлари портали орқали 2026 йил 1-июл да келиб тушган А-26-5S1JT-сон аризага биноан тузди.</w:t>
       </w:r>
     </w:p>
     <w:p/>
@@ -120,7 +120,7 @@
           <w:szCs w:val="28"/>
           <w:lang w:val="uz-Cyrl-UZ"/>
         </w:rPr>
-        <w:t xml:space="preserve">1.2. Ижарага берувчи ер участкасини 2026 йил 30-июн дан 1 (бир) йил муддатга ижарага беради, Ижарага олувчи эса ўзига тегишли бўлган Тошкент шаҳрининг Мирзо-Улуғбек туманидаги Мирзо-Улуғбек тумани, Темирйўлчилар кўчаси, №94 манзилда жойлашган «EXPRESS LOGISTIC» МЧЖ объекти (ер участкаси)га туташ ҳудуддаги кейинчалик “Ер участкаси” деб номланувчи 48 кв.м ер майдонни Логистика фаолиятини ташкил этиш учун ижарага олади.</w:t>
+        <w:t xml:space="preserve">1.2. Ижарага берувчи ер участкасини 2026 йил 1-июл дан 1 (бир) йил муддатга ижарага беради, Ижарага олувчи эса ўзига тегишли бўлган Тошкент шаҳрининг Мирзо-Улуғбек туманидаги Мирзо-Улуғбек тумани, Ибн Сино кўчаси, №85 манзилда жойлашган «EXPRESS LOGISTIC» МЧЖ объекти (ер участкаси)га туташ ҳудуддаги кейинчалик “Ер участкаси” деб номланувчи 52 кв.м ер майдонни Логистика фаолиятини ташкил этиш учун ижарага олади.</w:t>
       </w:r>
     </w:p>
     <w:p/>
@@ -257,24 +257,24 @@
           <w:szCs w:val="28"/>
           <w:lang w:val="uz-Cyrl-UZ"/>
         </w:rPr>
-        <w:t xml:space="preserve">2.5. Ер участкаси тадбиркорлик фаолиятини амалга ошириш учун берилади ва қуйидаги мақсадда фойдаланилади: Умумий овқатланиш.</w:t>
-      </w:r>
-    </w:p>
-    <w:p/>
-    <w:p>
-      <w:pPr>
-        <w:spacing w:after="0" w:line="240" w:lineRule="auto"/>
-        <w:ind w:firstLine="851"/>
-        <w:jc w:val="both"/>
-      </w:pPr>
-      <w:r>
-        <w:rPr>
-          <w:rFonts w:ascii="Times New Roman" w:hAnsi="Times New Roman" w:cs="Times New Roman"/>
-          <w:sz w:val="28"/>
-          <w:szCs w:val="28"/>
-          <w:lang w:val="uz-Cyrl-UZ"/>
-        </w:rPr>
-        <w:t xml:space="preserve">2.6. Объект жойлашган кўча тури: Оддий кўча. Кадастр рақами: 10:11:02:07:06:0112.</w:t>
+        <w:t xml:space="preserve">2.5. Ер участкаси тадбиркорлик фаолиятини амалга ошириш учун берилади ва қуйидаги мақсадда фойдаланилади: Савдо сотиқ.</w:t>
+      </w:r>
+    </w:p>
+    <w:p/>
+    <w:p>
+      <w:pPr>
+        <w:spacing w:after="0" w:line="240" w:lineRule="auto"/>
+        <w:ind w:firstLine="851"/>
+        <w:jc w:val="both"/>
+      </w:pPr>
+      <w:r>
+        <w:rPr>
+          <w:rFonts w:ascii="Times New Roman" w:hAnsi="Times New Roman" w:cs="Times New Roman"/>
+          <w:sz w:val="28"/>
+          <w:szCs w:val="28"/>
+          <w:lang w:val="uz-Cyrl-UZ"/>
+        </w:rPr>
+        <w:t xml:space="preserve">2.6. Объект жойлашган кўча тури: Оддий кўча. Кадастр рақами: 10:11:04:06:09:0112.</w:t>
       </w:r>
     </w:p>
     <w:p/>
@@ -343,7 +343,7 @@
           <w:szCs w:val="28"/>
           <w:lang w:val="uz-Cyrl-UZ"/>
         </w:rPr>
-        <w:t xml:space="preserve">3.3. Ер участкаси учун йиллик ижара тўлови 25 920 000 сўмни ташкил этади ва йиллик ижара тўлов суммасининг тенг миқдорга бўлган ҳолда ҳар ойда (ойлик 2 160 000 сўм) амалга оширилади.</w:t>
+        <w:t xml:space="preserve">3.3. Ер участкаси учун йиллик ижара тўлови 28 080 000 сўмни ташкил этади ва йиллик ижара тўлов суммасининг тенг миқдорга бўлган ҳолда ҳар ойда (ойлик 2 340 000 сўм) амалга оширилади.</w:t>
       </w:r>
     </w:p>
     <w:p/>
@@ -1233,7 +1233,7 @@
                 <w:szCs w:val="28"/>
                 <w:lang w:val="uz-Cyrl-UZ"/>
               </w:rPr>
-              <w:t xml:space="preserve">Манзил: Мирзо-Улуғбек тумани, Темирйўлчилар кўчаси, №94</w:t>
+              <w:t xml:space="preserve">Манзил: Мирзо-Улуғбек тумани, Ибн Сино кўчаси, №85</w:t>
             </w:r>
           </w:p>
           <w:p>

--- a/public/uploads/contracts/draft-13.docx
+++ b/public/uploads/contracts/draft-13.docx
@@ -51,24 +51,24 @@
           <w:szCs w:val="28"/>
           <w:lang w:val="uz-Cyrl-UZ"/>
         </w:rPr>
-        <w:t xml:space="preserve">2026 йил 1-июл          А-26-5S1JT-сон                                        Тошкент шаҳри ш.</w:t>
-      </w:r>
-    </w:p>
-    <w:p/>
-    <w:p>
-      <w:pPr>
-        <w:spacing w:after="0" w:line="240" w:lineRule="auto"/>
-        <w:ind w:firstLine="851"/>
-        <w:jc w:val="both"/>
-      </w:pPr>
-      <w:r>
-        <w:rPr>
-          <w:rFonts w:ascii="Times New Roman" w:hAnsi="Times New Roman" w:cs="Times New Roman"/>
-          <w:sz w:val="28"/>
-          <w:szCs w:val="28"/>
-          <w:lang w:val="uz-Cyrl-UZ"/>
-        </w:rPr>
-        <w:t xml:space="preserve">Кейинги ўринларда “Ижарага берувчи” деб номланадиган Тошкент шаҳар ҳокимияти томонидан ва кейинги ўринларда “Ижарага олувчи” деб номланадиган Саидова Гулнора («EXPRESS LOGISTIC» МЧЖ) томонидан мазкур шартномани Ўзбекистон Республикаси Ягона интерактив давлат хизматлари портали орқали 2026 йил 1-июл да келиб тушган А-26-5S1JT-сон аризага биноан тузди.</w:t>
+        <w:t xml:space="preserve">2026 йил 1-июл          А-26-DRKHU-сон                                        Тошкент шаҳри ш.</w:t>
+      </w:r>
+    </w:p>
+    <w:p/>
+    <w:p>
+      <w:pPr>
+        <w:spacing w:after="0" w:line="240" w:lineRule="auto"/>
+        <w:ind w:firstLine="851"/>
+        <w:jc w:val="both"/>
+      </w:pPr>
+      <w:r>
+        <w:rPr>
+          <w:rFonts w:ascii="Times New Roman" w:hAnsi="Times New Roman" w:cs="Times New Roman"/>
+          <w:sz w:val="28"/>
+          <w:szCs w:val="28"/>
+          <w:lang w:val="uz-Cyrl-UZ"/>
+        </w:rPr>
+        <w:t xml:space="preserve">Кейинги ўринларда “Ижарага берувчи” деб номланадиган Тошкент шаҳар ҳокимияти томонидан ва кейинги ўринларда “Ижарага олувчи” деб номланадиган Қодирова Зухра («EXPRESS LOGISTIC» МЧЖ) томонидан мазкур шартномани Ўзбекистон Республикаси Ягона интерактив давлат хизматлари портали орқали 2026 йил 1-июл да келиб тушган А-26-DRKHU-сон аризага биноан тузди.</w:t>
       </w:r>
     </w:p>
     <w:p/>
@@ -120,7 +120,7 @@
           <w:szCs w:val="28"/>
           <w:lang w:val="uz-Cyrl-UZ"/>
         </w:rPr>
-        <w:t xml:space="preserve">1.2. Ижарага берувчи ер участкасини 2026 йил 1-июл дан 1 (бир) йил муддатга ижарага беради, Ижарага олувчи эса ўзига тегишли бўлган Тошкент шаҳрининг Мирзо-Улуғбек туманидаги Мирзо-Улуғбек тумани, Ибн Сино кўчаси, №85 манзилда жойлашган «EXPRESS LOGISTIC» МЧЖ объекти (ер участкаси)га туташ ҳудуддаги кейинчалик “Ер участкаси” деб номланувчи 52 кв.м ер майдонни Логистика фаолиятини ташкил этиш учун ижарага олади.</w:t>
+        <w:t xml:space="preserve">1.2. Ижарага берувчи ер участкасини 2026 йил 1-июл дан 1 (бир) йил муддатга ижарага беради, Ижарага олувчи эса ўзига тегишли бўлган Тошкент шаҳрининг Мирзо-Улуғбек туманидаги Мирзо-Улуғбек тумани, Олмазор кўчаси, №90 манзилда жойлашган «EXPRESS LOGISTIC» МЧЖ объекти (ер участкаси)га туташ ҳудуддаги кейинчалик “Ер участкаси” деб номланувчи 64 кв.м ер майдонни Хизмат фаолиятини ташкил этиш учун ижарага олади.</w:t>
       </w:r>
     </w:p>
     <w:p/>
@@ -257,24 +257,24 @@
           <w:szCs w:val="28"/>
           <w:lang w:val="uz-Cyrl-UZ"/>
         </w:rPr>
-        <w:t xml:space="preserve">2.5. Ер участкаси тадбиркорлик фаолиятини амалга ошириш учун берилади ва қуйидаги мақсадда фойдаланилади: Савдо сотиқ.</w:t>
-      </w:r>
-    </w:p>
-    <w:p/>
-    <w:p>
-      <w:pPr>
-        <w:spacing w:after="0" w:line="240" w:lineRule="auto"/>
-        <w:ind w:firstLine="851"/>
-        <w:jc w:val="both"/>
-      </w:pPr>
-      <w:r>
-        <w:rPr>
-          <w:rFonts w:ascii="Times New Roman" w:hAnsi="Times New Roman" w:cs="Times New Roman"/>
-          <w:sz w:val="28"/>
-          <w:szCs w:val="28"/>
-          <w:lang w:val="uz-Cyrl-UZ"/>
-        </w:rPr>
-        <w:t xml:space="preserve">2.6. Объект жойлашган кўча тури: Оддий кўча. Кадастр рақами: 10:11:04:06:09:0112.</w:t>
+        <w:t xml:space="preserve">2.5. Ер участкаси тадбиркорлик фаолиятини амалга ошириш учун берилади ва қуйидаги мақсадда фойдаланилади: Савдо.</w:t>
+      </w:r>
+    </w:p>
+    <w:p/>
+    <w:p>
+      <w:pPr>
+        <w:spacing w:after="0" w:line="240" w:lineRule="auto"/>
+        <w:ind w:firstLine="851"/>
+        <w:jc w:val="both"/>
+      </w:pPr>
+      <w:r>
+        <w:rPr>
+          <w:rFonts w:ascii="Times New Roman" w:hAnsi="Times New Roman" w:cs="Times New Roman"/>
+          <w:sz w:val="28"/>
+          <w:szCs w:val="28"/>
+          <w:lang w:val="uz-Cyrl-UZ"/>
+        </w:rPr>
+        <w:t xml:space="preserve">2.6. Объект жойлашган кўча тури: Ички. Кадастр рақами: 10:11:05:05:06:0112.</w:t>
       </w:r>
     </w:p>
     <w:p/>
@@ -343,7 +343,7 @@
           <w:szCs w:val="28"/>
           <w:lang w:val="uz-Cyrl-UZ"/>
         </w:rPr>
-        <w:t xml:space="preserve">3.3. Ер участкаси учун йиллик ижара тўлови 28 080 000 сўмни ташкил этади ва йиллик ижара тўлов суммасининг тенг миқдорга бўлган ҳолда ҳар ойда (ойлик 2 340 000 сўм) амалга оширилади.</w:t>
+        <w:t xml:space="preserve">3.3. Ер участкаси учун йиллик ижара тўлови 34 560 000 сўмни ташкил этади ва йиллик ижара тўлов суммасининг тенг миқдорга бўлган ҳолда ҳар ойда (ойлик 2 880 000 сўм) амалга оширилади.</w:t>
       </w:r>
     </w:p>
     <w:p/>
@@ -1218,7 +1218,7 @@
                 <w:szCs w:val="28"/>
                 <w:lang w:val="uz-Cyrl-UZ"/>
               </w:rPr>
-              <w:t xml:space="preserve">ФИО: Саидова Гулнора</w:t>
+              <w:t xml:space="preserve">ФИО: Қодирова Зухра</w:t>
             </w:r>
           </w:p>
           <w:p>
@@ -1233,7 +1233,7 @@
                 <w:szCs w:val="28"/>
                 <w:lang w:val="uz-Cyrl-UZ"/>
               </w:rPr>
-              <w:t xml:space="preserve">Манзил: Мирзо-Улуғбек тумани, Ибн Сино кўчаси, №85</w:t>
+              <w:t xml:space="preserve">Манзил: Мирзо-Улуғбек тумани, Олмазор кўчаси, №90</w:t>
             </w:r>
           </w:p>
           <w:p>
@@ -1248,7 +1248,7 @@
                 <w:szCs w:val="28"/>
                 <w:lang w:val="uz-Cyrl-UZ"/>
               </w:rPr>
-              <w:t xml:space="preserve">СТИР (ЖШШИР): 30000000088888</w:t>
+              <w:t xml:space="preserve">СТИР (ЖШШИР): 30000000066666</w:t>
             </w:r>
           </w:p>
           <w:p>
@@ -1294,6 +1294,661 @@
                 <w:lang w:val="uz-Cyrl-UZ"/>
               </w:rPr>
               <w:t xml:space="preserve">Имзо: ____________</w:t>
+            </w:r>
+          </w:p>
+        </w:tc>
+      </w:tr>
+    </w:tbl>
+    <w:p>
+      <w:r>
+        <w:br w:type="page"/>
+      </w:r>
+    </w:p>
+    <w:p>
+      <w:pPr>
+        <w:spacing w:before="120" w:after="120" w:line="240" w:lineRule="auto"/>
+        <w:jc w:val="center"/>
+      </w:pPr>
+      <w:r>
+        <w:rPr>
+          <w:rFonts w:ascii="Times New Roman" w:hAnsi="Times New Roman" w:cs="Times New Roman"/>
+          <w:b/>
+          <w:bCs/>
+          <w:sz w:val="28"/>
+          <w:szCs w:val="28"/>
+          <w:lang w:val="uz-Cyrl-UZ"/>
+        </w:rPr>
+        <w:t xml:space="preserve">2026-йил “____” __________даги</w:t>
+      </w:r>
+    </w:p>
+    <w:p>
+      <w:pPr>
+        <w:spacing w:before="120" w:after="120" w:line="240" w:lineRule="auto"/>
+        <w:jc w:val="center"/>
+      </w:pPr>
+      <w:r>
+        <w:rPr>
+          <w:rFonts w:ascii="Times New Roman" w:hAnsi="Times New Roman" w:cs="Times New Roman"/>
+          <w:b/>
+          <w:bCs/>
+          <w:sz w:val="28"/>
+          <w:szCs w:val="28"/>
+          <w:lang w:val="uz-Cyrl-UZ"/>
+        </w:rPr>
+        <w:t xml:space="preserve">ART-2026-A-13-сонли шартномага</w:t>
+      </w:r>
+    </w:p>
+    <w:p>
+      <w:pPr>
+        <w:spacing w:before="120" w:after="120" w:line="240" w:lineRule="auto"/>
+        <w:jc w:val="center"/>
+      </w:pPr>
+      <w:r>
+        <w:rPr>
+          <w:rFonts w:ascii="Times New Roman" w:hAnsi="Times New Roman" w:cs="Times New Roman"/>
+          <w:b/>
+          <w:bCs/>
+          <w:sz w:val="28"/>
+          <w:szCs w:val="28"/>
+          <w:lang w:val="uz-Cyrl-UZ"/>
+        </w:rPr>
+        <w:t xml:space="preserve">ИЛОВА</w:t>
+      </w:r>
+    </w:p>
+    <w:p/>
+    <w:p>
+      <w:pPr>
+        <w:spacing w:before="120" w:after="120" w:line="240" w:lineRule="auto"/>
+        <w:jc w:val="center"/>
+      </w:pPr>
+      <w:r>
+        <w:rPr>
+          <w:rFonts w:ascii="Times New Roman" w:hAnsi="Times New Roman" w:cs="Times New Roman"/>
+          <w:b/>
+          <w:bCs/>
+          <w:sz w:val="28"/>
+          <w:szCs w:val="28"/>
+          <w:lang w:val="uz-Cyrl-UZ"/>
+        </w:rPr>
+        <w:t xml:space="preserve">Йиғимнинг қолган 80% тўлаш</w:t>
+      </w:r>
+    </w:p>
+    <w:p>
+      <w:pPr>
+        <w:spacing w:before="120" w:after="120" w:line="240" w:lineRule="auto"/>
+        <w:jc w:val="center"/>
+      </w:pPr>
+      <w:r>
+        <w:rPr>
+          <w:rFonts w:ascii="Times New Roman" w:hAnsi="Times New Roman" w:cs="Times New Roman"/>
+          <w:b/>
+          <w:bCs/>
+          <w:sz w:val="28"/>
+          <w:szCs w:val="28"/>
+          <w:lang w:val="uz-Cyrl-UZ"/>
+        </w:rPr>
+        <w:t xml:space="preserve">РЕЖА ЖАДВАЛИ</w:t>
+      </w:r>
+    </w:p>
+    <w:tbl>
+      <w:tblPr>
+        <w:tblW w:w="9000" w:type="dxa"/>
+        <w:tblBorders>
+          <w:top w:val="single" w:sz="6"/>
+          <w:left w:val="single" w:sz="6"/>
+          <w:bottom w:val="single" w:sz="6"/>
+          <w:right w:val="single" w:sz="6"/>
+          <w:insideH w:val="single" w:sz="6"/>
+          <w:insideV w:val="single" w:sz="6"/>
+        </w:tblBorders>
+      </w:tblPr>
+      <w:tblGrid>
+        <w:gridCol w:w="850"/>
+        <w:gridCol w:w="2100"/>
+        <w:gridCol w:w="6050"/>
+      </w:tblGrid>
+      <w:tr>
+        <w:tc>
+          <w:tcPr>
+            <w:tcW w:w="850" w:type="dxa"/>
+            <w:vAlign w:val="center"/>
+          </w:tcPr>
+          <w:p>
+            <w:pPr>
+              <w:spacing w:before="120" w:after="120" w:line="240" w:lineRule="auto"/>
+              <w:jc w:val="center"/>
+            </w:pPr>
+            <w:r>
+              <w:rPr>
+                <w:rFonts w:ascii="Times New Roman" w:hAnsi="Times New Roman" w:cs="Times New Roman"/>
+                <w:b/>
+                <w:bCs/>
+                <w:sz w:val="28"/>
+                <w:szCs w:val="28"/>
+                <w:lang w:val="uz-Cyrl-UZ"/>
+              </w:rPr>
+              <w:t xml:space="preserve">1.</w:t>
+            </w:r>
+          </w:p>
+        </w:tc>
+        <w:tc>
+          <w:tcPr>
+            <w:tcW w:w="2100" w:type="dxa"/>
+            <w:vAlign w:val="center"/>
+          </w:tcPr>
+          <w:p>
+            <w:pPr>
+              <w:spacing w:before="120" w:after="120" w:line="240" w:lineRule="auto"/>
+              <w:jc w:val="center"/>
+            </w:pPr>
+            <w:r>
+              <w:rPr>
+                <w:rFonts w:ascii="Times New Roman" w:hAnsi="Times New Roman" w:cs="Times New Roman"/>
+                <w:b/>
+                <w:bCs/>
+                <w:sz w:val="28"/>
+                <w:szCs w:val="28"/>
+                <w:lang w:val="uz-Cyrl-UZ"/>
+              </w:rPr>
+              <w:t xml:space="preserve">20.08.2026</w:t>
+            </w:r>
+          </w:p>
+        </w:tc>
+        <w:tc>
+          <w:tcPr>
+            <w:tcW w:w="6050" w:type="dxa"/>
+            <w:vAlign w:val="center"/>
+          </w:tcPr>
+          <w:p>
+            <w:pPr>
+              <w:spacing w:before="120" w:after="120" w:line="240" w:lineRule="auto"/>
+              <w:jc w:val="center"/>
+            </w:pPr>
+            <w:r>
+              <w:rPr>
+                <w:rFonts w:ascii="Times New Roman" w:hAnsi="Times New Roman" w:cs="Times New Roman"/>
+                <w:b/>
+                <w:bCs/>
+                <w:sz w:val="28"/>
+                <w:szCs w:val="28"/>
+                <w:lang w:val="uz-Cyrl-UZ"/>
+              </w:rPr>
+              <w:t xml:space="preserve">6 912 000.00 сўм</w:t>
+            </w:r>
+          </w:p>
+        </w:tc>
+      </w:tr>
+      <w:tr>
+        <w:tc>
+          <w:tcPr>
+            <w:tcW w:w="850" w:type="dxa"/>
+            <w:vAlign w:val="center"/>
+          </w:tcPr>
+          <w:p>
+            <w:pPr>
+              <w:spacing w:before="120" w:after="120" w:line="240" w:lineRule="auto"/>
+              <w:jc w:val="center"/>
+            </w:pPr>
+            <w:r>
+              <w:rPr>
+                <w:rFonts w:ascii="Times New Roman" w:hAnsi="Times New Roman" w:cs="Times New Roman"/>
+                <w:b/>
+                <w:bCs/>
+                <w:sz w:val="28"/>
+                <w:szCs w:val="28"/>
+                <w:lang w:val="uz-Cyrl-UZ"/>
+              </w:rPr>
+              <w:t xml:space="preserve">2.</w:t>
+            </w:r>
+          </w:p>
+        </w:tc>
+        <w:tc>
+          <w:tcPr>
+            <w:tcW w:w="2100" w:type="dxa"/>
+            <w:vAlign w:val="center"/>
+          </w:tcPr>
+          <w:p>
+            <w:pPr>
+              <w:spacing w:before="120" w:after="120" w:line="240" w:lineRule="auto"/>
+              <w:jc w:val="center"/>
+            </w:pPr>
+            <w:r>
+              <w:rPr>
+                <w:rFonts w:ascii="Times New Roman" w:hAnsi="Times New Roman" w:cs="Times New Roman"/>
+                <w:b/>
+                <w:bCs/>
+                <w:sz w:val="28"/>
+                <w:szCs w:val="28"/>
+                <w:lang w:val="uz-Cyrl-UZ"/>
+              </w:rPr>
+              <w:t xml:space="preserve">20.11.2026</w:t>
+            </w:r>
+          </w:p>
+        </w:tc>
+        <w:tc>
+          <w:tcPr>
+            <w:tcW w:w="6050" w:type="dxa"/>
+            <w:vAlign w:val="center"/>
+          </w:tcPr>
+          <w:p>
+            <w:pPr>
+              <w:spacing w:before="120" w:after="120" w:line="240" w:lineRule="auto"/>
+              <w:jc w:val="center"/>
+            </w:pPr>
+            <w:r>
+              <w:rPr>
+                <w:rFonts w:ascii="Times New Roman" w:hAnsi="Times New Roman" w:cs="Times New Roman"/>
+                <w:b/>
+                <w:bCs/>
+                <w:sz w:val="28"/>
+                <w:szCs w:val="28"/>
+                <w:lang w:val="uz-Cyrl-UZ"/>
+              </w:rPr>
+              <w:t xml:space="preserve">6 912 000.00 сўм</w:t>
+            </w:r>
+          </w:p>
+        </w:tc>
+      </w:tr>
+      <w:tr>
+        <w:tc>
+          <w:tcPr>
+            <w:tcW w:w="850" w:type="dxa"/>
+            <w:vAlign w:val="center"/>
+          </w:tcPr>
+          <w:p>
+            <w:pPr>
+              <w:spacing w:before="120" w:after="120" w:line="240" w:lineRule="auto"/>
+              <w:jc w:val="center"/>
+            </w:pPr>
+            <w:r>
+              <w:rPr>
+                <w:rFonts w:ascii="Times New Roman" w:hAnsi="Times New Roman" w:cs="Times New Roman"/>
+                <w:b/>
+                <w:bCs/>
+                <w:sz w:val="28"/>
+                <w:szCs w:val="28"/>
+                <w:lang w:val="uz-Cyrl-UZ"/>
+              </w:rPr>
+              <w:t xml:space="preserve">3.</w:t>
+            </w:r>
+          </w:p>
+        </w:tc>
+        <w:tc>
+          <w:tcPr>
+            <w:tcW w:w="2100" w:type="dxa"/>
+            <w:vAlign w:val="center"/>
+          </w:tcPr>
+          <w:p>
+            <w:pPr>
+              <w:spacing w:before="120" w:after="120" w:line="240" w:lineRule="auto"/>
+              <w:jc w:val="center"/>
+            </w:pPr>
+            <w:r>
+              <w:rPr>
+                <w:rFonts w:ascii="Times New Roman" w:hAnsi="Times New Roman" w:cs="Times New Roman"/>
+                <w:b/>
+                <w:bCs/>
+                <w:sz w:val="28"/>
+                <w:szCs w:val="28"/>
+                <w:lang w:val="uz-Cyrl-UZ"/>
+              </w:rPr>
+              <w:t xml:space="preserve">20.02.2027</w:t>
+            </w:r>
+          </w:p>
+        </w:tc>
+        <w:tc>
+          <w:tcPr>
+            <w:tcW w:w="6050" w:type="dxa"/>
+            <w:vAlign w:val="center"/>
+          </w:tcPr>
+          <w:p>
+            <w:pPr>
+              <w:spacing w:before="120" w:after="120" w:line="240" w:lineRule="auto"/>
+              <w:jc w:val="center"/>
+            </w:pPr>
+            <w:r>
+              <w:rPr>
+                <w:rFonts w:ascii="Times New Roman" w:hAnsi="Times New Roman" w:cs="Times New Roman"/>
+                <w:b/>
+                <w:bCs/>
+                <w:sz w:val="28"/>
+                <w:szCs w:val="28"/>
+                <w:lang w:val="uz-Cyrl-UZ"/>
+              </w:rPr>
+              <w:t xml:space="preserve">6 912 000.00 сўм</w:t>
+            </w:r>
+          </w:p>
+        </w:tc>
+      </w:tr>
+      <w:tr>
+        <w:tc>
+          <w:tcPr>
+            <w:tcW w:w="850" w:type="dxa"/>
+            <w:vAlign w:val="center"/>
+          </w:tcPr>
+          <w:p>
+            <w:pPr>
+              <w:spacing w:before="120" w:after="120" w:line="240" w:lineRule="auto"/>
+              <w:jc w:val="center"/>
+            </w:pPr>
+            <w:r>
+              <w:rPr>
+                <w:rFonts w:ascii="Times New Roman" w:hAnsi="Times New Roman" w:cs="Times New Roman"/>
+                <w:b/>
+                <w:bCs/>
+                <w:sz w:val="28"/>
+                <w:szCs w:val="28"/>
+                <w:lang w:val="uz-Cyrl-UZ"/>
+              </w:rPr>
+              <w:t xml:space="preserve">4.</w:t>
+            </w:r>
+          </w:p>
+        </w:tc>
+        <w:tc>
+          <w:tcPr>
+            <w:tcW w:w="2100" w:type="dxa"/>
+            <w:vAlign w:val="center"/>
+          </w:tcPr>
+          <w:p>
+            <w:pPr>
+              <w:spacing w:before="120" w:after="120" w:line="240" w:lineRule="auto"/>
+              <w:jc w:val="center"/>
+            </w:pPr>
+            <w:r>
+              <w:rPr>
+                <w:rFonts w:ascii="Times New Roman" w:hAnsi="Times New Roman" w:cs="Times New Roman"/>
+                <w:b/>
+                <w:bCs/>
+                <w:sz w:val="28"/>
+                <w:szCs w:val="28"/>
+                <w:lang w:val="uz-Cyrl-UZ"/>
+              </w:rPr>
+              <w:t xml:space="preserve">20.05.2027</w:t>
+            </w:r>
+          </w:p>
+        </w:tc>
+        <w:tc>
+          <w:tcPr>
+            <w:tcW w:w="6050" w:type="dxa"/>
+            <w:vAlign w:val="center"/>
+          </w:tcPr>
+          <w:p>
+            <w:pPr>
+              <w:spacing w:before="120" w:after="120" w:line="240" w:lineRule="auto"/>
+              <w:jc w:val="center"/>
+            </w:pPr>
+            <w:r>
+              <w:rPr>
+                <w:rFonts w:ascii="Times New Roman" w:hAnsi="Times New Roman" w:cs="Times New Roman"/>
+                <w:b/>
+                <w:bCs/>
+                <w:sz w:val="28"/>
+                <w:szCs w:val="28"/>
+                <w:lang w:val="uz-Cyrl-UZ"/>
+              </w:rPr>
+              <w:t xml:space="preserve">6 912 000.00 сўм</w:t>
+            </w:r>
+          </w:p>
+        </w:tc>
+      </w:tr>
+      <w:tr>
+        <w:tc>
+          <w:tcPr>
+            <w:tcW w:w="850" w:type="dxa"/>
+            <w:vAlign w:val="center"/>
+          </w:tcPr>
+          <w:p>
+            <w:pPr>
+              <w:spacing w:before="120" w:after="120" w:line="240" w:lineRule="auto"/>
+              <w:jc w:val="center"/>
+            </w:pPr>
+            <w:r>
+              <w:rPr>
+                <w:rFonts w:ascii="Times New Roman" w:hAnsi="Times New Roman" w:cs="Times New Roman"/>
+                <w:sz w:val="28"/>
+                <w:szCs w:val="28"/>
+                <w:lang w:val="uz-Cyrl-UZ"/>
+              </w:rPr>
+              <w:t xml:space="preserve"/>
+            </w:r>
+          </w:p>
+        </w:tc>
+        <w:tc>
+          <w:tcPr>
+            <w:tcW w:w="2100" w:type="dxa"/>
+            <w:vAlign w:val="center"/>
+          </w:tcPr>
+          <w:p>
+            <w:pPr>
+              <w:spacing w:before="120" w:after="120" w:line="240" w:lineRule="auto"/>
+              <w:jc w:val="center"/>
+            </w:pPr>
+            <w:r>
+              <w:rPr>
+                <w:rFonts w:ascii="Times New Roman" w:hAnsi="Times New Roman" w:cs="Times New Roman"/>
+                <w:b/>
+                <w:bCs/>
+                <w:sz w:val="28"/>
+                <w:szCs w:val="28"/>
+                <w:lang w:val="uz-Cyrl-UZ"/>
+              </w:rPr>
+              <w:t xml:space="preserve">Жами:</w:t>
+            </w:r>
+          </w:p>
+        </w:tc>
+        <w:tc>
+          <w:tcPr>
+            <w:tcW w:w="6050" w:type="dxa"/>
+            <w:vAlign w:val="center"/>
+          </w:tcPr>
+          <w:p>
+            <w:pPr>
+              <w:spacing w:before="120" w:after="120" w:line="240" w:lineRule="auto"/>
+              <w:jc w:val="center"/>
+            </w:pPr>
+            <w:r>
+              <w:rPr>
+                <w:rFonts w:ascii="Times New Roman" w:hAnsi="Times New Roman" w:cs="Times New Roman"/>
+                <w:b/>
+                <w:bCs/>
+                <w:sz w:val="28"/>
+                <w:szCs w:val="28"/>
+                <w:lang w:val="uz-Cyrl-UZ"/>
+              </w:rPr>
+              <w:t xml:space="preserve">27 648 000.00 сўм</w:t>
+            </w:r>
+          </w:p>
+        </w:tc>
+      </w:tr>
+    </w:tbl>
+    <w:p/>
+    <w:p/>
+    <w:tbl>
+      <w:tblPr>
+        <w:tblW w:w="9000" w:type="dxa"/>
+        <w:tblBorders>
+          <w:top w:val="single" w:sz="6"/>
+          <w:left w:val="single" w:sz="6"/>
+          <w:bottom w:val="single" w:sz="6"/>
+          <w:right w:val="single" w:sz="6"/>
+          <w:insideH w:val="single" w:sz="6"/>
+          <w:insideV w:val="single" w:sz="6"/>
+        </w:tblBorders>
+      </w:tblPr>
+      <w:tr>
+        <w:tc>
+          <w:tcPr>
+            <w:tcW w:w="4500" w:type="dxa"/>
+            <w:tcMar>
+              <w:top w:w="120" w:type="dxa"/>
+              <w:bottom w:w="120" w:type="dxa"/>
+            </w:tcMar>
+          </w:tcPr>
+          <w:p>
+            <w:pPr>
+              <w:spacing w:before="120" w:after="120" w:line="240" w:lineRule="auto"/>
+              <w:jc w:val="center"/>
+            </w:pPr>
+            <w:r>
+              <w:rPr>
+                <w:rFonts w:ascii="Times New Roman" w:hAnsi="Times New Roman" w:cs="Times New Roman"/>
+                <w:b/>
+                <w:bCs/>
+                <w:sz w:val="28"/>
+                <w:szCs w:val="28"/>
+                <w:lang w:val="uz-Cyrl-UZ"/>
+              </w:rPr>
+              <w:t xml:space="preserve">КОМПАНИЯ</w:t>
+            </w:r>
+          </w:p>
+          <w:p>
+            <w:pPr>
+              <w:spacing w:before="120" w:after="120" w:line="240" w:lineRule="auto"/>
+              <w:jc w:val="center"/>
+            </w:pPr>
+            <w:r>
+              <w:rPr>
+                <w:rFonts w:ascii="Times New Roman" w:hAnsi="Times New Roman" w:cs="Times New Roman"/>
+                <w:sz w:val="28"/>
+                <w:szCs w:val="28"/>
+                <w:lang w:val="uz-Cyrl-UZ"/>
+              </w:rPr>
+              <w:t xml:space="preserve"> </w:t>
+            </w:r>
+          </w:p>
+          <w:p>
+            <w:pPr>
+              <w:spacing w:before="120" w:after="120" w:line="240" w:lineRule="auto"/>
+              <w:jc w:val="center"/>
+            </w:pPr>
+            <w:r>
+              <w:rPr>
+                <w:rFonts w:ascii="Times New Roman" w:hAnsi="Times New Roman" w:cs="Times New Roman"/>
+                <w:sz w:val="28"/>
+                <w:szCs w:val="28"/>
+                <w:lang w:val="uz-Cyrl-UZ"/>
+              </w:rPr>
+              <w:t xml:space="preserve"> </w:t>
+            </w:r>
+          </w:p>
+          <w:p>
+            <w:pPr>
+              <w:spacing w:before="120" w:after="120" w:line="240" w:lineRule="auto"/>
+              <w:jc w:val="center"/>
+            </w:pPr>
+            <w:r>
+              <w:rPr>
+                <w:rFonts w:ascii="Times New Roman" w:hAnsi="Times New Roman" w:cs="Times New Roman"/>
+                <w:sz w:val="28"/>
+                <w:szCs w:val="28"/>
+                <w:lang w:val="uz-Cyrl-UZ"/>
+              </w:rPr>
+              <w:t xml:space="preserve">____________________________</w:t>
+            </w:r>
+          </w:p>
+          <w:p>
+            <w:pPr>
+              <w:spacing w:before="120" w:after="120" w:line="240" w:lineRule="auto"/>
+              <w:jc w:val="center"/>
+            </w:pPr>
+            <w:r>
+              <w:rPr>
+                <w:rFonts w:ascii="Times New Roman" w:hAnsi="Times New Roman" w:cs="Times New Roman"/>
+                <w:b/>
+                <w:bCs/>
+                <w:sz w:val="28"/>
+                <w:szCs w:val="28"/>
+                <w:lang w:val="uz-Cyrl-UZ"/>
+              </w:rPr>
+              <w:t xml:space="preserve">Б. А. Шакиров</w:t>
+            </w:r>
+          </w:p>
+        </w:tc>
+        <w:tc>
+          <w:tcPr>
+            <w:tcW w:w="4500" w:type="dxa"/>
+            <w:tcMar>
+              <w:top w:w="120" w:type="dxa"/>
+              <w:bottom w:w="120" w:type="dxa"/>
+            </w:tcMar>
+          </w:tcPr>
+          <w:p>
+            <w:pPr>
+              <w:spacing w:before="120" w:after="120" w:line="240" w:lineRule="auto"/>
+              <w:jc w:val="center"/>
+            </w:pPr>
+            <w:r>
+              <w:rPr>
+                <w:rFonts w:ascii="Times New Roman" w:hAnsi="Times New Roman" w:cs="Times New Roman"/>
+                <w:b/>
+                <w:bCs/>
+                <w:sz w:val="28"/>
+                <w:szCs w:val="28"/>
+                <w:lang w:val="uz-Cyrl-UZ"/>
+              </w:rPr>
+              <w:t xml:space="preserve">ИНВЕСТОР</w:t>
+            </w:r>
+          </w:p>
+          <w:p>
+            <w:pPr>
+              <w:spacing w:before="120" w:after="120" w:line="240" w:lineRule="auto"/>
+              <w:jc w:val="center"/>
+            </w:pPr>
+            <w:r>
+              <w:rPr>
+                <w:rFonts w:ascii="Times New Roman" w:hAnsi="Times New Roman" w:cs="Times New Roman"/>
+                <w:sz w:val="28"/>
+                <w:szCs w:val="28"/>
+                <w:lang w:val="uz-Cyrl-UZ"/>
+              </w:rPr>
+              <w:t xml:space="preserve"> </w:t>
+            </w:r>
+          </w:p>
+          <w:p>
+            <w:pPr>
+              <w:spacing w:before="120" w:after="120" w:line="240" w:lineRule="auto"/>
+              <w:jc w:val="center"/>
+            </w:pPr>
+            <w:r>
+              <w:rPr>
+                <w:rFonts w:ascii="Times New Roman" w:hAnsi="Times New Roman" w:cs="Times New Roman"/>
+                <w:sz w:val="28"/>
+                <w:szCs w:val="28"/>
+                <w:lang w:val="uz-Cyrl-UZ"/>
+              </w:rPr>
+              <w:t xml:space="preserve"> </w:t>
+            </w:r>
+          </w:p>
+          <w:p>
+            <w:pPr>
+              <w:spacing w:before="120" w:after="120" w:line="240" w:lineRule="auto"/>
+              <w:jc w:val="center"/>
+            </w:pPr>
+            <w:r>
+              <w:rPr>
+                <w:rFonts w:ascii="Times New Roman" w:hAnsi="Times New Roman" w:cs="Times New Roman"/>
+                <w:sz w:val="28"/>
+                <w:szCs w:val="28"/>
+                <w:lang w:val="uz-Cyrl-UZ"/>
+              </w:rPr>
+              <w:t xml:space="preserve">____________________________</w:t>
+            </w:r>
+          </w:p>
+          <w:p>
+            <w:pPr>
+              <w:spacing w:before="120" w:after="120" w:line="240" w:lineRule="auto"/>
+              <w:jc w:val="center"/>
+            </w:pPr>
+            <w:r>
+              <w:rPr>
+                <w:rFonts w:ascii="Times New Roman" w:hAnsi="Times New Roman" w:cs="Times New Roman"/>
+                <w:b/>
+                <w:bCs/>
+                <w:sz w:val="28"/>
+                <w:szCs w:val="28"/>
+                <w:lang w:val="uz-Cyrl-UZ"/>
+              </w:rPr>
+              <w:t xml:space="preserve">Қодирова Зухра</w:t>
             </w:r>
           </w:p>
         </w:tc>

--- a/public/uploads/contracts/draft-13.docx
+++ b/public/uploads/contracts/draft-13.docx
@@ -1335,7 +1335,7 @@
           <w:szCs w:val="28"/>
           <w:lang w:val="uz-Cyrl-UZ"/>
         </w:rPr>
-        <w:t xml:space="preserve">ART-2026-A-13-сонли шартномага</w:t>
+        <w:t xml:space="preserve">А-26-DRKHU-сонли шартномага</w:t>
       </w:r>
     </w:p>
     <w:p>
@@ -1370,7 +1370,7 @@
           <w:szCs w:val="28"/>
           <w:lang w:val="uz-Cyrl-UZ"/>
         </w:rPr>
-        <w:t xml:space="preserve">Йиғимнинг қолган 80% тўлаш</w:t>
+        <w:t xml:space="preserve">Шартноманинг бир йиллик тўлов</w:t>
       </w:r>
     </w:p>
     <w:p>
@@ -1473,7 +1473,7 @@
                 <w:szCs w:val="28"/>
                 <w:lang w:val="uz-Cyrl-UZ"/>
               </w:rPr>
-              <w:t xml:space="preserve">6 912 000.00 сўм</w:t>
+              <w:t xml:space="preserve">2 880 000.00 сўм</w:t>
             </w:r>
           </w:p>
         </w:tc>
@@ -1521,7 +1521,7 @@
                 <w:szCs w:val="28"/>
                 <w:lang w:val="uz-Cyrl-UZ"/>
               </w:rPr>
-              <w:t xml:space="preserve">20.11.2026</w:t>
+              <w:t xml:space="preserve">20.09.2026</w:t>
             </w:r>
           </w:p>
         </w:tc>
@@ -1544,7 +1544,7 @@
                 <w:szCs w:val="28"/>
                 <w:lang w:val="uz-Cyrl-UZ"/>
               </w:rPr>
-              <w:t xml:space="preserve">6 912 000.00 сўм</w:t>
+              <w:t xml:space="preserve">2 880 000.00 сўм</w:t>
             </w:r>
           </w:p>
         </w:tc>
@@ -1592,7 +1592,7 @@
                 <w:szCs w:val="28"/>
                 <w:lang w:val="uz-Cyrl-UZ"/>
               </w:rPr>
-              <w:t xml:space="preserve">20.02.2027</w:t>
+              <w:t xml:space="preserve">20.10.2026</w:t>
             </w:r>
           </w:p>
         </w:tc>
@@ -1615,7 +1615,7 @@
                 <w:szCs w:val="28"/>
                 <w:lang w:val="uz-Cyrl-UZ"/>
               </w:rPr>
-              <w:t xml:space="preserve">6 912 000.00 сўм</w:t>
+              <w:t xml:space="preserve">2 880 000.00 сўм</w:t>
             </w:r>
           </w:p>
         </w:tc>
@@ -1663,7 +1663,7 @@
                 <w:szCs w:val="28"/>
                 <w:lang w:val="uz-Cyrl-UZ"/>
               </w:rPr>
-              <w:t xml:space="preserve">20.05.2027</w:t>
+              <w:t xml:space="preserve">20.11.2026</w:t>
             </w:r>
           </w:p>
         </w:tc>
@@ -1686,7 +1686,7 @@
                 <w:szCs w:val="28"/>
                 <w:lang w:val="uz-Cyrl-UZ"/>
               </w:rPr>
-              <w:t xml:space="preserve">6 912 000.00 сўм</w:t>
+              <w:t xml:space="preserve">2 880 000.00 сўм</w:t>
             </w:r>
           </w:p>
         </w:tc>
@@ -1705,6 +1705,574 @@
             <w:r>
               <w:rPr>
                 <w:rFonts w:ascii="Times New Roman" w:hAnsi="Times New Roman" w:cs="Times New Roman"/>
+                <w:b/>
+                <w:bCs/>
+                <w:sz w:val="28"/>
+                <w:szCs w:val="28"/>
+                <w:lang w:val="uz-Cyrl-UZ"/>
+              </w:rPr>
+              <w:t xml:space="preserve">5.</w:t>
+            </w:r>
+          </w:p>
+        </w:tc>
+        <w:tc>
+          <w:tcPr>
+            <w:tcW w:w="2100" w:type="dxa"/>
+            <w:vAlign w:val="center"/>
+          </w:tcPr>
+          <w:p>
+            <w:pPr>
+              <w:spacing w:before="120" w:after="120" w:line="240" w:lineRule="auto"/>
+              <w:jc w:val="center"/>
+            </w:pPr>
+            <w:r>
+              <w:rPr>
+                <w:rFonts w:ascii="Times New Roman" w:hAnsi="Times New Roman" w:cs="Times New Roman"/>
+                <w:b/>
+                <w:bCs/>
+                <w:sz w:val="28"/>
+                <w:szCs w:val="28"/>
+                <w:lang w:val="uz-Cyrl-UZ"/>
+              </w:rPr>
+              <w:t xml:space="preserve">20.12.2026</w:t>
+            </w:r>
+          </w:p>
+        </w:tc>
+        <w:tc>
+          <w:tcPr>
+            <w:tcW w:w="6050" w:type="dxa"/>
+            <w:vAlign w:val="center"/>
+          </w:tcPr>
+          <w:p>
+            <w:pPr>
+              <w:spacing w:before="120" w:after="120" w:line="240" w:lineRule="auto"/>
+              <w:jc w:val="center"/>
+            </w:pPr>
+            <w:r>
+              <w:rPr>
+                <w:rFonts w:ascii="Times New Roman" w:hAnsi="Times New Roman" w:cs="Times New Roman"/>
+                <w:b/>
+                <w:bCs/>
+                <w:sz w:val="28"/>
+                <w:szCs w:val="28"/>
+                <w:lang w:val="uz-Cyrl-UZ"/>
+              </w:rPr>
+              <w:t xml:space="preserve">2 880 000.00 сўм</w:t>
+            </w:r>
+          </w:p>
+        </w:tc>
+      </w:tr>
+      <w:tr>
+        <w:tc>
+          <w:tcPr>
+            <w:tcW w:w="850" w:type="dxa"/>
+            <w:vAlign w:val="center"/>
+          </w:tcPr>
+          <w:p>
+            <w:pPr>
+              <w:spacing w:before="120" w:after="120" w:line="240" w:lineRule="auto"/>
+              <w:jc w:val="center"/>
+            </w:pPr>
+            <w:r>
+              <w:rPr>
+                <w:rFonts w:ascii="Times New Roman" w:hAnsi="Times New Roman" w:cs="Times New Roman"/>
+                <w:b/>
+                <w:bCs/>
+                <w:sz w:val="28"/>
+                <w:szCs w:val="28"/>
+                <w:lang w:val="uz-Cyrl-UZ"/>
+              </w:rPr>
+              <w:t xml:space="preserve">6.</w:t>
+            </w:r>
+          </w:p>
+        </w:tc>
+        <w:tc>
+          <w:tcPr>
+            <w:tcW w:w="2100" w:type="dxa"/>
+            <w:vAlign w:val="center"/>
+          </w:tcPr>
+          <w:p>
+            <w:pPr>
+              <w:spacing w:before="120" w:after="120" w:line="240" w:lineRule="auto"/>
+              <w:jc w:val="center"/>
+            </w:pPr>
+            <w:r>
+              <w:rPr>
+                <w:rFonts w:ascii="Times New Roman" w:hAnsi="Times New Roman" w:cs="Times New Roman"/>
+                <w:b/>
+                <w:bCs/>
+                <w:sz w:val="28"/>
+                <w:szCs w:val="28"/>
+                <w:lang w:val="uz-Cyrl-UZ"/>
+              </w:rPr>
+              <w:t xml:space="preserve">20.01.2027</w:t>
+            </w:r>
+          </w:p>
+        </w:tc>
+        <w:tc>
+          <w:tcPr>
+            <w:tcW w:w="6050" w:type="dxa"/>
+            <w:vAlign w:val="center"/>
+          </w:tcPr>
+          <w:p>
+            <w:pPr>
+              <w:spacing w:before="120" w:after="120" w:line="240" w:lineRule="auto"/>
+              <w:jc w:val="center"/>
+            </w:pPr>
+            <w:r>
+              <w:rPr>
+                <w:rFonts w:ascii="Times New Roman" w:hAnsi="Times New Roman" w:cs="Times New Roman"/>
+                <w:b/>
+                <w:bCs/>
+                <w:sz w:val="28"/>
+                <w:szCs w:val="28"/>
+                <w:lang w:val="uz-Cyrl-UZ"/>
+              </w:rPr>
+              <w:t xml:space="preserve">2 880 000.00 сўм</w:t>
+            </w:r>
+          </w:p>
+        </w:tc>
+      </w:tr>
+      <w:tr>
+        <w:tc>
+          <w:tcPr>
+            <w:tcW w:w="850" w:type="dxa"/>
+            <w:vAlign w:val="center"/>
+          </w:tcPr>
+          <w:p>
+            <w:pPr>
+              <w:spacing w:before="120" w:after="120" w:line="240" w:lineRule="auto"/>
+              <w:jc w:val="center"/>
+            </w:pPr>
+            <w:r>
+              <w:rPr>
+                <w:rFonts w:ascii="Times New Roman" w:hAnsi="Times New Roman" w:cs="Times New Roman"/>
+                <w:b/>
+                <w:bCs/>
+                <w:sz w:val="28"/>
+                <w:szCs w:val="28"/>
+                <w:lang w:val="uz-Cyrl-UZ"/>
+              </w:rPr>
+              <w:t xml:space="preserve">7.</w:t>
+            </w:r>
+          </w:p>
+        </w:tc>
+        <w:tc>
+          <w:tcPr>
+            <w:tcW w:w="2100" w:type="dxa"/>
+            <w:vAlign w:val="center"/>
+          </w:tcPr>
+          <w:p>
+            <w:pPr>
+              <w:spacing w:before="120" w:after="120" w:line="240" w:lineRule="auto"/>
+              <w:jc w:val="center"/>
+            </w:pPr>
+            <w:r>
+              <w:rPr>
+                <w:rFonts w:ascii="Times New Roman" w:hAnsi="Times New Roman" w:cs="Times New Roman"/>
+                <w:b/>
+                <w:bCs/>
+                <w:sz w:val="28"/>
+                <w:szCs w:val="28"/>
+                <w:lang w:val="uz-Cyrl-UZ"/>
+              </w:rPr>
+              <w:t xml:space="preserve">20.02.2027</w:t>
+            </w:r>
+          </w:p>
+        </w:tc>
+        <w:tc>
+          <w:tcPr>
+            <w:tcW w:w="6050" w:type="dxa"/>
+            <w:vAlign w:val="center"/>
+          </w:tcPr>
+          <w:p>
+            <w:pPr>
+              <w:spacing w:before="120" w:after="120" w:line="240" w:lineRule="auto"/>
+              <w:jc w:val="center"/>
+            </w:pPr>
+            <w:r>
+              <w:rPr>
+                <w:rFonts w:ascii="Times New Roman" w:hAnsi="Times New Roman" w:cs="Times New Roman"/>
+                <w:b/>
+                <w:bCs/>
+                <w:sz w:val="28"/>
+                <w:szCs w:val="28"/>
+                <w:lang w:val="uz-Cyrl-UZ"/>
+              </w:rPr>
+              <w:t xml:space="preserve">2 880 000.00 сўм</w:t>
+            </w:r>
+          </w:p>
+        </w:tc>
+      </w:tr>
+      <w:tr>
+        <w:tc>
+          <w:tcPr>
+            <w:tcW w:w="850" w:type="dxa"/>
+            <w:vAlign w:val="center"/>
+          </w:tcPr>
+          <w:p>
+            <w:pPr>
+              <w:spacing w:before="120" w:after="120" w:line="240" w:lineRule="auto"/>
+              <w:jc w:val="center"/>
+            </w:pPr>
+            <w:r>
+              <w:rPr>
+                <w:rFonts w:ascii="Times New Roman" w:hAnsi="Times New Roman" w:cs="Times New Roman"/>
+                <w:b/>
+                <w:bCs/>
+                <w:sz w:val="28"/>
+                <w:szCs w:val="28"/>
+                <w:lang w:val="uz-Cyrl-UZ"/>
+              </w:rPr>
+              <w:t xml:space="preserve">8.</w:t>
+            </w:r>
+          </w:p>
+        </w:tc>
+        <w:tc>
+          <w:tcPr>
+            <w:tcW w:w="2100" w:type="dxa"/>
+            <w:vAlign w:val="center"/>
+          </w:tcPr>
+          <w:p>
+            <w:pPr>
+              <w:spacing w:before="120" w:after="120" w:line="240" w:lineRule="auto"/>
+              <w:jc w:val="center"/>
+            </w:pPr>
+            <w:r>
+              <w:rPr>
+                <w:rFonts w:ascii="Times New Roman" w:hAnsi="Times New Roman" w:cs="Times New Roman"/>
+                <w:b/>
+                <w:bCs/>
+                <w:sz w:val="28"/>
+                <w:szCs w:val="28"/>
+                <w:lang w:val="uz-Cyrl-UZ"/>
+              </w:rPr>
+              <w:t xml:space="preserve">20.03.2027</w:t>
+            </w:r>
+          </w:p>
+        </w:tc>
+        <w:tc>
+          <w:tcPr>
+            <w:tcW w:w="6050" w:type="dxa"/>
+            <w:vAlign w:val="center"/>
+          </w:tcPr>
+          <w:p>
+            <w:pPr>
+              <w:spacing w:before="120" w:after="120" w:line="240" w:lineRule="auto"/>
+              <w:jc w:val="center"/>
+            </w:pPr>
+            <w:r>
+              <w:rPr>
+                <w:rFonts w:ascii="Times New Roman" w:hAnsi="Times New Roman" w:cs="Times New Roman"/>
+                <w:b/>
+                <w:bCs/>
+                <w:sz w:val="28"/>
+                <w:szCs w:val="28"/>
+                <w:lang w:val="uz-Cyrl-UZ"/>
+              </w:rPr>
+              <w:t xml:space="preserve">2 880 000.00 сўм</w:t>
+            </w:r>
+          </w:p>
+        </w:tc>
+      </w:tr>
+      <w:tr>
+        <w:tc>
+          <w:tcPr>
+            <w:tcW w:w="850" w:type="dxa"/>
+            <w:vAlign w:val="center"/>
+          </w:tcPr>
+          <w:p>
+            <w:pPr>
+              <w:spacing w:before="120" w:after="120" w:line="240" w:lineRule="auto"/>
+              <w:jc w:val="center"/>
+            </w:pPr>
+            <w:r>
+              <w:rPr>
+                <w:rFonts w:ascii="Times New Roman" w:hAnsi="Times New Roman" w:cs="Times New Roman"/>
+                <w:b/>
+                <w:bCs/>
+                <w:sz w:val="28"/>
+                <w:szCs w:val="28"/>
+                <w:lang w:val="uz-Cyrl-UZ"/>
+              </w:rPr>
+              <w:t xml:space="preserve">9.</w:t>
+            </w:r>
+          </w:p>
+        </w:tc>
+        <w:tc>
+          <w:tcPr>
+            <w:tcW w:w="2100" w:type="dxa"/>
+            <w:vAlign w:val="center"/>
+          </w:tcPr>
+          <w:p>
+            <w:pPr>
+              <w:spacing w:before="120" w:after="120" w:line="240" w:lineRule="auto"/>
+              <w:jc w:val="center"/>
+            </w:pPr>
+            <w:r>
+              <w:rPr>
+                <w:rFonts w:ascii="Times New Roman" w:hAnsi="Times New Roman" w:cs="Times New Roman"/>
+                <w:b/>
+                <w:bCs/>
+                <w:sz w:val="28"/>
+                <w:szCs w:val="28"/>
+                <w:lang w:val="uz-Cyrl-UZ"/>
+              </w:rPr>
+              <w:t xml:space="preserve">20.04.2027</w:t>
+            </w:r>
+          </w:p>
+        </w:tc>
+        <w:tc>
+          <w:tcPr>
+            <w:tcW w:w="6050" w:type="dxa"/>
+            <w:vAlign w:val="center"/>
+          </w:tcPr>
+          <w:p>
+            <w:pPr>
+              <w:spacing w:before="120" w:after="120" w:line="240" w:lineRule="auto"/>
+              <w:jc w:val="center"/>
+            </w:pPr>
+            <w:r>
+              <w:rPr>
+                <w:rFonts w:ascii="Times New Roman" w:hAnsi="Times New Roman" w:cs="Times New Roman"/>
+                <w:b/>
+                <w:bCs/>
+                <w:sz w:val="28"/>
+                <w:szCs w:val="28"/>
+                <w:lang w:val="uz-Cyrl-UZ"/>
+              </w:rPr>
+              <w:t xml:space="preserve">2 880 000.00 сўм</w:t>
+            </w:r>
+          </w:p>
+        </w:tc>
+      </w:tr>
+      <w:tr>
+        <w:tc>
+          <w:tcPr>
+            <w:tcW w:w="850" w:type="dxa"/>
+            <w:vAlign w:val="center"/>
+          </w:tcPr>
+          <w:p>
+            <w:pPr>
+              <w:spacing w:before="120" w:after="120" w:line="240" w:lineRule="auto"/>
+              <w:jc w:val="center"/>
+            </w:pPr>
+            <w:r>
+              <w:rPr>
+                <w:rFonts w:ascii="Times New Roman" w:hAnsi="Times New Roman" w:cs="Times New Roman"/>
+                <w:b/>
+                <w:bCs/>
+                <w:sz w:val="28"/>
+                <w:szCs w:val="28"/>
+                <w:lang w:val="uz-Cyrl-UZ"/>
+              </w:rPr>
+              <w:t xml:space="preserve">10.</w:t>
+            </w:r>
+          </w:p>
+        </w:tc>
+        <w:tc>
+          <w:tcPr>
+            <w:tcW w:w="2100" w:type="dxa"/>
+            <w:vAlign w:val="center"/>
+          </w:tcPr>
+          <w:p>
+            <w:pPr>
+              <w:spacing w:before="120" w:after="120" w:line="240" w:lineRule="auto"/>
+              <w:jc w:val="center"/>
+            </w:pPr>
+            <w:r>
+              <w:rPr>
+                <w:rFonts w:ascii="Times New Roman" w:hAnsi="Times New Roman" w:cs="Times New Roman"/>
+                <w:b/>
+                <w:bCs/>
+                <w:sz w:val="28"/>
+                <w:szCs w:val="28"/>
+                <w:lang w:val="uz-Cyrl-UZ"/>
+              </w:rPr>
+              <w:t xml:space="preserve">20.05.2027</w:t>
+            </w:r>
+          </w:p>
+        </w:tc>
+        <w:tc>
+          <w:tcPr>
+            <w:tcW w:w="6050" w:type="dxa"/>
+            <w:vAlign w:val="center"/>
+          </w:tcPr>
+          <w:p>
+            <w:pPr>
+              <w:spacing w:before="120" w:after="120" w:line="240" w:lineRule="auto"/>
+              <w:jc w:val="center"/>
+            </w:pPr>
+            <w:r>
+              <w:rPr>
+                <w:rFonts w:ascii="Times New Roman" w:hAnsi="Times New Roman" w:cs="Times New Roman"/>
+                <w:b/>
+                <w:bCs/>
+                <w:sz w:val="28"/>
+                <w:szCs w:val="28"/>
+                <w:lang w:val="uz-Cyrl-UZ"/>
+              </w:rPr>
+              <w:t xml:space="preserve">2 880 000.00 сўм</w:t>
+            </w:r>
+          </w:p>
+        </w:tc>
+      </w:tr>
+      <w:tr>
+        <w:tc>
+          <w:tcPr>
+            <w:tcW w:w="850" w:type="dxa"/>
+            <w:vAlign w:val="center"/>
+          </w:tcPr>
+          <w:p>
+            <w:pPr>
+              <w:spacing w:before="120" w:after="120" w:line="240" w:lineRule="auto"/>
+              <w:jc w:val="center"/>
+            </w:pPr>
+            <w:r>
+              <w:rPr>
+                <w:rFonts w:ascii="Times New Roman" w:hAnsi="Times New Roman" w:cs="Times New Roman"/>
+                <w:b/>
+                <w:bCs/>
+                <w:sz w:val="28"/>
+                <w:szCs w:val="28"/>
+                <w:lang w:val="uz-Cyrl-UZ"/>
+              </w:rPr>
+              <w:t xml:space="preserve">11.</w:t>
+            </w:r>
+          </w:p>
+        </w:tc>
+        <w:tc>
+          <w:tcPr>
+            <w:tcW w:w="2100" w:type="dxa"/>
+            <w:vAlign w:val="center"/>
+          </w:tcPr>
+          <w:p>
+            <w:pPr>
+              <w:spacing w:before="120" w:after="120" w:line="240" w:lineRule="auto"/>
+              <w:jc w:val="center"/>
+            </w:pPr>
+            <w:r>
+              <w:rPr>
+                <w:rFonts w:ascii="Times New Roman" w:hAnsi="Times New Roman" w:cs="Times New Roman"/>
+                <w:b/>
+                <w:bCs/>
+                <w:sz w:val="28"/>
+                <w:szCs w:val="28"/>
+                <w:lang w:val="uz-Cyrl-UZ"/>
+              </w:rPr>
+              <w:t xml:space="preserve">20.06.2027</w:t>
+            </w:r>
+          </w:p>
+        </w:tc>
+        <w:tc>
+          <w:tcPr>
+            <w:tcW w:w="6050" w:type="dxa"/>
+            <w:vAlign w:val="center"/>
+          </w:tcPr>
+          <w:p>
+            <w:pPr>
+              <w:spacing w:before="120" w:after="120" w:line="240" w:lineRule="auto"/>
+              <w:jc w:val="center"/>
+            </w:pPr>
+            <w:r>
+              <w:rPr>
+                <w:rFonts w:ascii="Times New Roman" w:hAnsi="Times New Roman" w:cs="Times New Roman"/>
+                <w:b/>
+                <w:bCs/>
+                <w:sz w:val="28"/>
+                <w:szCs w:val="28"/>
+                <w:lang w:val="uz-Cyrl-UZ"/>
+              </w:rPr>
+              <w:t xml:space="preserve">2 880 000.00 сўм</w:t>
+            </w:r>
+          </w:p>
+        </w:tc>
+      </w:tr>
+      <w:tr>
+        <w:tc>
+          <w:tcPr>
+            <w:tcW w:w="850" w:type="dxa"/>
+            <w:vAlign w:val="center"/>
+          </w:tcPr>
+          <w:p>
+            <w:pPr>
+              <w:spacing w:before="120" w:after="120" w:line="240" w:lineRule="auto"/>
+              <w:jc w:val="center"/>
+            </w:pPr>
+            <w:r>
+              <w:rPr>
+                <w:rFonts w:ascii="Times New Roman" w:hAnsi="Times New Roman" w:cs="Times New Roman"/>
+                <w:b/>
+                <w:bCs/>
+                <w:sz w:val="28"/>
+                <w:szCs w:val="28"/>
+                <w:lang w:val="uz-Cyrl-UZ"/>
+              </w:rPr>
+              <w:t xml:space="preserve">12.</w:t>
+            </w:r>
+          </w:p>
+        </w:tc>
+        <w:tc>
+          <w:tcPr>
+            <w:tcW w:w="2100" w:type="dxa"/>
+            <w:vAlign w:val="center"/>
+          </w:tcPr>
+          <w:p>
+            <w:pPr>
+              <w:spacing w:before="120" w:after="120" w:line="240" w:lineRule="auto"/>
+              <w:jc w:val="center"/>
+            </w:pPr>
+            <w:r>
+              <w:rPr>
+                <w:rFonts w:ascii="Times New Roman" w:hAnsi="Times New Roman" w:cs="Times New Roman"/>
+                <w:b/>
+                <w:bCs/>
+                <w:sz w:val="28"/>
+                <w:szCs w:val="28"/>
+                <w:lang w:val="uz-Cyrl-UZ"/>
+              </w:rPr>
+              <w:t xml:space="preserve">20.07.2027</w:t>
+            </w:r>
+          </w:p>
+        </w:tc>
+        <w:tc>
+          <w:tcPr>
+            <w:tcW w:w="6050" w:type="dxa"/>
+            <w:vAlign w:val="center"/>
+          </w:tcPr>
+          <w:p>
+            <w:pPr>
+              <w:spacing w:before="120" w:after="120" w:line="240" w:lineRule="auto"/>
+              <w:jc w:val="center"/>
+            </w:pPr>
+            <w:r>
+              <w:rPr>
+                <w:rFonts w:ascii="Times New Roman" w:hAnsi="Times New Roman" w:cs="Times New Roman"/>
+                <w:b/>
+                <w:bCs/>
+                <w:sz w:val="28"/>
+                <w:szCs w:val="28"/>
+                <w:lang w:val="uz-Cyrl-UZ"/>
+              </w:rPr>
+              <w:t xml:space="preserve">2 880 000.00 сўм</w:t>
+            </w:r>
+          </w:p>
+        </w:tc>
+      </w:tr>
+      <w:tr>
+        <w:tc>
+          <w:tcPr>
+            <w:tcW w:w="850" w:type="dxa"/>
+            <w:vAlign w:val="center"/>
+          </w:tcPr>
+          <w:p>
+            <w:pPr>
+              <w:spacing w:before="120" w:after="120" w:line="240" w:lineRule="auto"/>
+              <w:jc w:val="center"/>
+            </w:pPr>
+            <w:r>
+              <w:rPr>
+                <w:rFonts w:ascii="Times New Roman" w:hAnsi="Times New Roman" w:cs="Times New Roman"/>
                 <w:sz w:val="28"/>
                 <w:szCs w:val="28"/>
                 <w:lang w:val="uz-Cyrl-UZ"/>
@@ -1755,7 +2323,7 @@
                 <w:szCs w:val="28"/>
                 <w:lang w:val="uz-Cyrl-UZ"/>
               </w:rPr>
-              <w:t xml:space="preserve">27 648 000.00 сўм</w:t>
+              <w:t xml:space="preserve">34 560 000.00 сўм</w:t>
             </w:r>
           </w:p>
         </w:tc>
@@ -1860,7 +2428,7 @@
                 <w:szCs w:val="28"/>
                 <w:lang w:val="uz-Cyrl-UZ"/>
               </w:rPr>
-              <w:t xml:space="preserve">Б. А. Шакиров</w:t>
+              <w:t xml:space="preserve">Каримов Шавкат</w:t>
             </w:r>
           </w:p>
         </w:tc>
